--- a/Project/Guidance FrameWork.docx
+++ b/Project/Guidance FrameWork.docx
@@ -2,6 +2,37 @@
 <file path=word/document.xml><?xml version="1.0" encoding="utf-8"?>
 <w:document xmlns:wpc="http://schemas.microsoft.com/office/word/2010/wordprocessingCanvas" xmlns:cx="http://schemas.microsoft.com/office/drawing/2014/chartex" xmlns:cx1="http://schemas.microsoft.com/office/drawing/2015/9/8/chartex" xmlns:cx2="http://schemas.microsoft.com/office/drawing/2015/10/21/chartex" xmlns:cx3="http://schemas.microsoft.com/office/drawing/2016/5/9/chartex" xmlns:cx4="http://schemas.microsoft.com/office/drawing/2016/5/10/chartex" xmlns:cx5="http://schemas.microsoft.com/office/drawing/2016/5/11/chartex" xmlns:cx6="http://schemas.microsoft.com/office/drawing/2016/5/12/chartex" xmlns:cx7="http://schemas.microsoft.com/office/drawing/2016/5/13/chartex" xmlns:cx8="http://schemas.microsoft.com/office/drawing/2016/5/14/chartex" xmlns:mc="http://schemas.openxmlformats.org/markup-compatibility/2006" xmlns:aink="http://schemas.microsoft.com/office/drawing/2016/ink" xmlns:am3d="http://schemas.microsoft.com/office/drawing/2017/model3d" xmlns:o="urn:schemas-microsoft-com:office:office" xmlns:oel="http://schemas.microsoft.com/office/2019/extlst" xmlns:r="http://schemas.openxmlformats.org/officeDocument/2006/relationships" xmlns:m="http://schemas.openxmlformats.org/officeDocument/2006/math" xmlns:v="urn:schemas-microsoft-com:vml" xmlns:wp14="http://schemas.microsoft.com/office/word/2010/wordprocessingDrawing" xmlns:wp="http://schemas.openxmlformats.org/drawingml/2006/wordprocessingDrawing" xmlns:w10="urn:schemas-microsoft-com:office:word" xmlns:w="http://schemas.openxmlformats.org/wordprocessingml/2006/main" xmlns:w14="http://schemas.microsoft.com/office/word/2010/wordml" xmlns:w15="http://schemas.microsoft.com/office/word/2012/wordml" xmlns:w16cex="http://schemas.microsoft.com/office/word/2018/wordml/cex" xmlns:w16cid="http://schemas.microsoft.com/office/word/2016/wordml/cid" xmlns:w16="http://schemas.microsoft.com/office/word/2018/wordml" xmlns:w16du="http://schemas.microsoft.com/office/word/2023/wordml/word16du" xmlns:w16sdtdh="http://schemas.microsoft.com/office/word/2020/wordml/sdtdatahash" xmlns:w16sdtfl="http://schemas.microsoft.com/office/word/2024/wordml/sdtformatlock" xmlns:w16se="http://schemas.microsoft.com/office/word/2015/wordml/symex" xmlns:wpg="http://schemas.microsoft.com/office/word/2010/wordprocessingGroup" xmlns:wpi="http://schemas.microsoft.com/office/word/2010/wordprocessingInk" xmlns:wne="http://schemas.microsoft.com/office/word/2006/wordml" xmlns:wps="http://schemas.microsoft.com/office/word/2010/wordprocessingShape" mc:Ignorable="w14 w15 w16se w16cid w16 w16cex w16sdtdh w16sdtfl w16du wp14">
   <w:body>
+    <w:p>
+      <w:pPr>
+        <w:jc w:val="center"/>
+        <w:rPr>
+          <w:b/>
+          <w:bCs/>
+          <w:sz w:val="32"/>
+          <w:szCs w:val="32"/>
+        </w:rPr>
+      </w:pPr>
+      <w:r>
+        <w:rPr>
+          <w:b/>
+          <w:bCs/>
+          <w:sz w:val="32"/>
+          <w:szCs w:val="32"/>
+        </w:rPr>
+        <w:t>Guidance Technique Matrix</w:t>
+      </w:r>
+    </w:p>
+    <w:p>
+      <w:pPr>
+        <w:jc w:val="center"/>
+        <w:rPr>
+          <w:b/>
+          <w:bCs/>
+          <w:sz w:val="32"/>
+          <w:szCs w:val="32"/>
+        </w:rPr>
+      </w:pPr>
+    </w:p>
     <w:tbl>
       <w:tblPr>
         <w:tblStyle w:val="TableGrid"/>
@@ -9,15 +40,15 @@
         <w:tblLook w:val="04A0" w:firstRow="1" w:lastRow="0" w:firstColumn="1" w:lastColumn="0" w:noHBand="0" w:noVBand="1"/>
       </w:tblPr>
       <w:tblGrid>
-        <w:gridCol w:w="3487"/>
-        <w:gridCol w:w="3487"/>
-        <w:gridCol w:w="3487"/>
-        <w:gridCol w:w="3487"/>
+        <w:gridCol w:w="2405"/>
+        <w:gridCol w:w="4253"/>
+        <w:gridCol w:w="2693"/>
+        <w:gridCol w:w="4597"/>
       </w:tblGrid>
       <w:tr>
         <w:tc>
           <w:tcPr>
-            <w:tcW w:w="3487" w:type="dxa"/>
+            <w:tcW w:w="2405" w:type="dxa"/>
           </w:tcPr>
           <w:p>
             <w:pPr>
@@ -51,7 +82,7 @@
         </w:tc>
         <w:tc>
           <w:tcPr>
-            <w:tcW w:w="3487" w:type="dxa"/>
+            <w:tcW w:w="4253" w:type="dxa"/>
           </w:tcPr>
           <w:p>
             <w:pPr>
@@ -76,7 +107,7 @@
         </w:tc>
         <w:tc>
           <w:tcPr>
-            <w:tcW w:w="3487" w:type="dxa"/>
+            <w:tcW w:w="2693" w:type="dxa"/>
           </w:tcPr>
           <w:p>
             <w:pPr>
@@ -101,7 +132,7 @@
         </w:tc>
         <w:tc>
           <w:tcPr>
-            <w:tcW w:w="3487" w:type="dxa"/>
+            <w:tcW w:w="4597" w:type="dxa"/>
           </w:tcPr>
           <w:p>
             <w:pPr>
@@ -128,7 +159,7 @@
       <w:tr>
         <w:tc>
           <w:tcPr>
-            <w:tcW w:w="3487" w:type="dxa"/>
+            <w:tcW w:w="2405" w:type="dxa"/>
           </w:tcPr>
           <w:p>
             <w:r>
@@ -142,7 +173,7 @@
         </w:tc>
         <w:tc>
           <w:tcPr>
-            <w:tcW w:w="3487" w:type="dxa"/>
+            <w:tcW w:w="4253" w:type="dxa"/>
           </w:tcPr>
           <w:p>
             <w:r>
@@ -152,7 +183,7 @@
         </w:tc>
         <w:tc>
           <w:tcPr>
-            <w:tcW w:w="3487" w:type="dxa"/>
+            <w:tcW w:w="2693" w:type="dxa"/>
           </w:tcPr>
           <w:p>
             <w:r>
@@ -162,7 +193,7 @@
         </w:tc>
         <w:tc>
           <w:tcPr>
-            <w:tcW w:w="3487" w:type="dxa"/>
+            <w:tcW w:w="4597" w:type="dxa"/>
           </w:tcPr>
           <w:p>
             <w:r>
@@ -174,7 +205,7 @@
       <w:tr>
         <w:tc>
           <w:tcPr>
-            <w:tcW w:w="3487" w:type="dxa"/>
+            <w:tcW w:w="2405" w:type="dxa"/>
           </w:tcPr>
           <w:p>
             <w:pPr>
@@ -194,7 +225,7 @@
         </w:tc>
         <w:tc>
           <w:tcPr>
-            <w:tcW w:w="3487" w:type="dxa"/>
+            <w:tcW w:w="4253" w:type="dxa"/>
           </w:tcPr>
           <w:p>
             <w:r>
@@ -204,7 +235,7 @@
         </w:tc>
         <w:tc>
           <w:tcPr>
-            <w:tcW w:w="3487" w:type="dxa"/>
+            <w:tcW w:w="2693" w:type="dxa"/>
           </w:tcPr>
           <w:p>
             <w:r>
@@ -214,7 +245,7 @@
         </w:tc>
         <w:tc>
           <w:tcPr>
-            <w:tcW w:w="3487" w:type="dxa"/>
+            <w:tcW w:w="4597" w:type="dxa"/>
           </w:tcPr>
           <w:p>
             <w:r>
@@ -226,7 +257,7 @@
           </w:p>
           <w:p/>
           <w:p>
-            <w:hyperlink r:id="rId4" w:history="1">
+            <w:hyperlink r:id="rId6" w:history="1">
               <w:r>
                 <w:rPr>
                   <w:rStyle w:val="Hyperlink"/>
@@ -257,7 +288,7 @@
       <w:tr>
         <w:tc>
           <w:tcPr>
-            <w:tcW w:w="3487" w:type="dxa"/>
+            <w:tcW w:w="2405" w:type="dxa"/>
           </w:tcPr>
           <w:p>
             <w:pPr>
@@ -277,7 +308,7 @@
         </w:tc>
         <w:tc>
           <w:tcPr>
-            <w:tcW w:w="3487" w:type="dxa"/>
+            <w:tcW w:w="4253" w:type="dxa"/>
           </w:tcPr>
           <w:p>
             <w:r>
@@ -287,7 +318,7 @@
         </w:tc>
         <w:tc>
           <w:tcPr>
-            <w:tcW w:w="3487" w:type="dxa"/>
+            <w:tcW w:w="2693" w:type="dxa"/>
           </w:tcPr>
           <w:p>
             <w:r>
@@ -297,7 +328,7 @@
         </w:tc>
         <w:tc>
           <w:tcPr>
-            <w:tcW w:w="3487" w:type="dxa"/>
+            <w:tcW w:w="4597" w:type="dxa"/>
           </w:tcPr>
           <w:p>
             <w:r>
@@ -324,7 +355,7 @@
       <w:tr>
         <w:tc>
           <w:tcPr>
-            <w:tcW w:w="3487" w:type="dxa"/>
+            <w:tcW w:w="2405" w:type="dxa"/>
           </w:tcPr>
           <w:p>
             <w:pPr>
@@ -344,7 +375,7 @@
         </w:tc>
         <w:tc>
           <w:tcPr>
-            <w:tcW w:w="3487" w:type="dxa"/>
+            <w:tcW w:w="4253" w:type="dxa"/>
           </w:tcPr>
           <w:p>
             <w:r>
@@ -354,7 +385,7 @@
         </w:tc>
         <w:tc>
           <w:tcPr>
-            <w:tcW w:w="3487" w:type="dxa"/>
+            <w:tcW w:w="2693" w:type="dxa"/>
           </w:tcPr>
           <w:p>
             <w:r>
@@ -364,7 +395,7 @@
         </w:tc>
         <w:tc>
           <w:tcPr>
-            <w:tcW w:w="3487" w:type="dxa"/>
+            <w:tcW w:w="4597" w:type="dxa"/>
           </w:tcPr>
           <w:p>
             <w:r>
@@ -387,6 +418,373 @@
       </w:tr>
     </w:tbl>
     <w:p/>
+    <w:p>
+      <w:pPr>
+        <w:jc w:val="center"/>
+        <w:rPr>
+          <w:b/>
+          <w:bCs/>
+          <w:sz w:val="36"/>
+          <w:szCs w:val="36"/>
+        </w:rPr>
+      </w:pPr>
+      <w:r>
+        <w:rPr>
+          <w:b/>
+          <w:bCs/>
+          <w:sz w:val="36"/>
+          <w:szCs w:val="36"/>
+        </w:rPr>
+        <w:lastRenderedPageBreak/>
+        <w:t>G</w:t>
+      </w:r>
+      <w:r>
+        <w:rPr>
+          <w:b/>
+          <w:bCs/>
+          <w:sz w:val="36"/>
+          <w:szCs w:val="36"/>
+        </w:rPr>
+        <w:t>ame Analysis</w:t>
+      </w:r>
+    </w:p>
+    <w:p>
+      <w:pPr>
+        <w:rPr>
+          <w:b/>
+          <w:bCs/>
+          <w:sz w:val="28"/>
+          <w:szCs w:val="28"/>
+        </w:rPr>
+      </w:pPr>
+      <w:r>
+        <w:rPr>
+          <w:b/>
+          <w:bCs/>
+          <w:sz w:val="32"/>
+          <w:szCs w:val="32"/>
+        </w:rPr>
+        <w:drawing>
+          <wp:anchor distT="0" distB="0" distL="114300" distR="114300" simplePos="0" relativeHeight="251658240" behindDoc="1" locked="0" layoutInCell="1" allowOverlap="1" wp14:anchorId="15E4A6A1" wp14:editId="4EBDF8FE">
+            <wp:simplePos x="0" y="0"/>
+            <wp:positionH relativeFrom="column">
+              <wp:posOffset>4711700</wp:posOffset>
+            </wp:positionH>
+            <wp:positionV relativeFrom="paragraph">
+              <wp:posOffset>59055</wp:posOffset>
+            </wp:positionV>
+            <wp:extent cx="4743450" cy="2647283"/>
+            <wp:effectExtent l="0" t="0" r="0" b="1270"/>
+            <wp:wrapNone/>
+            <wp:docPr id="1438183457" name="Picture 1"/>
+            <wp:cNvGraphicFramePr>
+              <a:graphicFrameLocks xmlns:a="http://schemas.openxmlformats.org/drawingml/2006/main" noChangeAspect="1"/>
+            </wp:cNvGraphicFramePr>
+            <a:graphic xmlns:a="http://schemas.openxmlformats.org/drawingml/2006/main">
+              <a:graphicData uri="http://schemas.openxmlformats.org/drawingml/2006/picture">
+                <pic:pic xmlns:pic="http://schemas.openxmlformats.org/drawingml/2006/picture">
+                  <pic:nvPicPr>
+                    <pic:cNvPr id="1438183457" name=""/>
+                    <pic:cNvPicPr/>
+                  </pic:nvPicPr>
+                  <pic:blipFill>
+                    <a:blip r:embed="rId7" cstate="print">
+                      <a:extLst>
+                        <a:ext uri="{28A0092B-C50C-407E-A947-70E740481C1C}">
+                          <a14:useLocalDpi xmlns:a14="http://schemas.microsoft.com/office/drawing/2010/main" val="0"/>
+                        </a:ext>
+                      </a:extLst>
+                    </a:blip>
+                    <a:stretch>
+                      <a:fillRect/>
+                    </a:stretch>
+                  </pic:blipFill>
+                  <pic:spPr>
+                    <a:xfrm>
+                      <a:off x="0" y="0"/>
+                      <a:ext cx="4743450" cy="2647283"/>
+                    </a:xfrm>
+                    <a:prstGeom prst="rect">
+                      <a:avLst/>
+                    </a:prstGeom>
+                  </pic:spPr>
+                </pic:pic>
+              </a:graphicData>
+            </a:graphic>
+            <wp14:sizeRelH relativeFrom="page">
+              <wp14:pctWidth>0</wp14:pctWidth>
+            </wp14:sizeRelH>
+            <wp14:sizeRelV relativeFrom="page">
+              <wp14:pctHeight>0</wp14:pctHeight>
+            </wp14:sizeRelV>
+          </wp:anchor>
+        </w:drawing>
+      </w:r>
+    </w:p>
+    <w:p>
+      <w:pPr>
+        <w:rPr>
+          <w:b/>
+          <w:bCs/>
+          <w:sz w:val="28"/>
+          <w:szCs w:val="28"/>
+        </w:rPr>
+      </w:pPr>
+      <w:r>
+        <w:rPr>
+          <w:b/>
+          <w:bCs/>
+          <w:sz w:val="28"/>
+          <w:szCs w:val="28"/>
+        </w:rPr>
+        <w:t>Portal (Valve)</w:t>
+      </w:r>
+    </w:p>
+    <w:tbl>
+      <w:tblPr>
+        <w:tblStyle w:val="TableGrid"/>
+        <w:tblpPr w:leftFromText="180" w:rightFromText="180" w:vertAnchor="text" w:tblpY="1"/>
+        <w:tblOverlap w:val="never"/>
+        <w:tblW w:w="0" w:type="auto"/>
+        <w:tblLook w:val="04A0" w:firstRow="1" w:lastRow="0" w:firstColumn="1" w:lastColumn="0" w:noHBand="0" w:noVBand="1"/>
+      </w:tblPr>
+      <w:tblGrid>
+        <w:gridCol w:w="2689"/>
+        <w:gridCol w:w="4110"/>
+      </w:tblGrid>
+      <w:tr>
+        <w:tc>
+          <w:tcPr>
+            <w:tcW w:w="2689" w:type="dxa"/>
+          </w:tcPr>
+          <w:p>
+            <w:pPr>
+              <w:jc w:val="center"/>
+              <w:rPr>
+                <w:b/>
+                <w:bCs/>
+                <w:sz w:val="28"/>
+                <w:szCs w:val="28"/>
+              </w:rPr>
+            </w:pPr>
+            <w:r>
+              <w:rPr>
+                <w:b/>
+                <w:bCs/>
+                <w:sz w:val="28"/>
+                <w:szCs w:val="28"/>
+              </w:rPr>
+              <w:t>Technique</w:t>
+            </w:r>
+          </w:p>
+        </w:tc>
+        <w:tc>
+          <w:tcPr>
+            <w:tcW w:w="4110" w:type="dxa"/>
+          </w:tcPr>
+          <w:p>
+            <w:pPr>
+              <w:jc w:val="center"/>
+              <w:rPr>
+                <w:b/>
+                <w:bCs/>
+                <w:sz w:val="28"/>
+                <w:szCs w:val="28"/>
+              </w:rPr>
+            </w:pPr>
+            <w:r>
+              <w:rPr>
+                <w:b/>
+                <w:bCs/>
+                <w:sz w:val="28"/>
+                <w:szCs w:val="28"/>
+              </w:rPr>
+              <w:t>Example</w:t>
+            </w:r>
+          </w:p>
+        </w:tc>
+      </w:tr>
+      <w:tr>
+        <w:tc>
+          <w:tcPr>
+            <w:tcW w:w="2689" w:type="dxa"/>
+          </w:tcPr>
+          <w:p>
+            <w:r>
+              <w:t>Lighting</w:t>
+            </w:r>
+          </w:p>
+        </w:tc>
+        <w:tc>
+          <w:tcPr>
+            <w:tcW w:w="4110" w:type="dxa"/>
+          </w:tcPr>
+          <w:p>
+            <w:r>
+              <w:t>Exit doors and important objects are brightly illuminated</w:t>
+            </w:r>
+          </w:p>
+        </w:tc>
+      </w:tr>
+      <w:tr>
+        <w:tc>
+          <w:tcPr>
+            <w:tcW w:w="2689" w:type="dxa"/>
+          </w:tcPr>
+          <w:p>
+            <w:r>
+              <w:t>Framing</w:t>
+            </w:r>
+          </w:p>
+        </w:tc>
+        <w:tc>
+          <w:tcPr>
+            <w:tcW w:w="4110" w:type="dxa"/>
+          </w:tcPr>
+          <w:p>
+            <w:r>
+              <w:t>Rooms naturally frame the next objective</w:t>
+            </w:r>
+          </w:p>
+        </w:tc>
+      </w:tr>
+      <w:tr>
+        <w:tc>
+          <w:tcPr>
+            <w:tcW w:w="2689" w:type="dxa"/>
+          </w:tcPr>
+          <w:p>
+            <w:r>
+              <w:t>Colour Contrast</w:t>
+            </w:r>
+          </w:p>
+        </w:tc>
+        <w:tc>
+          <w:tcPr>
+            <w:tcW w:w="4110" w:type="dxa"/>
+          </w:tcPr>
+          <w:p>
+            <w:r>
+              <w:t>White Surfaces indicate that portals can be placed on</w:t>
+            </w:r>
+          </w:p>
+        </w:tc>
+      </w:tr>
+      <w:tr>
+        <w:tc>
+          <w:tcPr>
+            <w:tcW w:w="2689" w:type="dxa"/>
+          </w:tcPr>
+          <w:p>
+            <w:r>
+              <w:t xml:space="preserve">Architecture </w:t>
+            </w:r>
+          </w:p>
+        </w:tc>
+        <w:tc>
+          <w:tcPr>
+            <w:tcW w:w="4110" w:type="dxa"/>
+          </w:tcPr>
+          <w:p>
+            <w:r>
+              <w:t>Chambers funnel the player towards the puzzle solutions</w:t>
+            </w:r>
+          </w:p>
+        </w:tc>
+      </w:tr>
+    </w:tbl>
+    <w:p>
+      <w:r>
+        <w:br w:type="textWrapping" w:clear="all"/>
+      </w:r>
+    </w:p>
+    <w:p/>
+    <w:p>
+      <w:pPr>
+        <w:rPr>
+          <w:b/>
+          <w:bCs/>
+          <w:sz w:val="28"/>
+          <w:szCs w:val="28"/>
+        </w:rPr>
+      </w:pPr>
+      <w:r>
+        <w:rPr>
+          <w:noProof/>
+        </w:rPr>
+        <w:drawing>
+          <wp:anchor distT="0" distB="0" distL="114300" distR="114300" simplePos="0" relativeHeight="251659264" behindDoc="1" locked="0" layoutInCell="1" allowOverlap="1" wp14:anchorId="5C2650CC" wp14:editId="2AC2368A">
+            <wp:simplePos x="0" y="0"/>
+            <wp:positionH relativeFrom="column">
+              <wp:posOffset>4910243</wp:posOffset>
+            </wp:positionH>
+            <wp:positionV relativeFrom="paragraph">
+              <wp:posOffset>5927</wp:posOffset>
+            </wp:positionV>
+            <wp:extent cx="4595536" cy="2590224"/>
+            <wp:effectExtent l="0" t="0" r="0" b="635"/>
+            <wp:wrapNone/>
+            <wp:docPr id="1894561221" name="Picture 1"/>
+            <wp:cNvGraphicFramePr>
+              <a:graphicFrameLocks xmlns:a="http://schemas.openxmlformats.org/drawingml/2006/main" noChangeAspect="1"/>
+            </wp:cNvGraphicFramePr>
+            <a:graphic xmlns:a="http://schemas.openxmlformats.org/drawingml/2006/main">
+              <a:graphicData uri="http://schemas.openxmlformats.org/drawingml/2006/picture">
+                <pic:pic xmlns:pic="http://schemas.openxmlformats.org/drawingml/2006/picture">
+                  <pic:nvPicPr>
+                    <pic:cNvPr id="0" name="Picture 1"/>
+                    <pic:cNvPicPr>
+                      <a:picLocks noChangeAspect="1" noChangeArrowheads="1"/>
+                    </pic:cNvPicPr>
+                  </pic:nvPicPr>
+                  <pic:blipFill>
+                    <a:blip r:embed="rId8">
+                      <a:extLst>
+                        <a:ext uri="{28A0092B-C50C-407E-A947-70E740481C1C}">
+                          <a14:useLocalDpi xmlns:a14="http://schemas.microsoft.com/office/drawing/2010/main" val="0"/>
+                        </a:ext>
+                      </a:extLst>
+                    </a:blip>
+                    <a:srcRect/>
+                    <a:stretch>
+                      <a:fillRect/>
+                    </a:stretch>
+                  </pic:blipFill>
+                  <pic:spPr bwMode="auto">
+                    <a:xfrm>
+                      <a:off x="0" y="0"/>
+                      <a:ext cx="4595536" cy="2590224"/>
+                    </a:xfrm>
+                    <a:prstGeom prst="rect">
+                      <a:avLst/>
+                    </a:prstGeom>
+                    <a:noFill/>
+                    <a:ln>
+                      <a:noFill/>
+                    </a:ln>
+                  </pic:spPr>
+                </pic:pic>
+              </a:graphicData>
+            </a:graphic>
+            <wp14:sizeRelH relativeFrom="page">
+              <wp14:pctWidth>0</wp14:pctWidth>
+            </wp14:sizeRelH>
+            <wp14:sizeRelV relativeFrom="page">
+              <wp14:pctHeight>0</wp14:pctHeight>
+            </wp14:sizeRelV>
+          </wp:anchor>
+        </w:drawing>
+      </w:r>
+      <w:r>
+        <w:rPr>
+          <w:b/>
+          <w:bCs/>
+          <w:sz w:val="28"/>
+          <w:szCs w:val="28"/>
+        </w:rPr>
+        <w:t>BioShock</w:t>
+      </w:r>
+    </w:p>
     <w:tbl>
       <w:tblPr>
         <w:tblStyle w:val="TableGrid"/>
@@ -394,17 +792,13 @@
         <w:tblLook w:val="04A0" w:firstRow="1" w:lastRow="0" w:firstColumn="1" w:lastColumn="0" w:noHBand="0" w:noVBand="1"/>
       </w:tblPr>
       <w:tblGrid>
-        <w:gridCol w:w="2290"/>
-        <w:gridCol w:w="2440"/>
-        <w:gridCol w:w="2612"/>
-        <w:gridCol w:w="2444"/>
-        <w:gridCol w:w="2124"/>
-        <w:gridCol w:w="2038"/>
+        <w:gridCol w:w="2689"/>
+        <w:gridCol w:w="4677"/>
       </w:tblGrid>
       <w:tr>
         <w:tc>
           <w:tcPr>
-            <w:tcW w:w="2333" w:type="dxa"/>
+            <w:tcW w:w="2689" w:type="dxa"/>
           </w:tcPr>
           <w:p>
             <w:pPr>
@@ -412,24 +806,24 @@
               <w:rPr>
                 <w:b/>
                 <w:bCs/>
-                <w:sz w:val="32"/>
-                <w:szCs w:val="32"/>
+                <w:sz w:val="28"/>
+                <w:szCs w:val="28"/>
               </w:rPr>
             </w:pPr>
             <w:r>
               <w:rPr>
                 <w:b/>
                 <w:bCs/>
-                <w:sz w:val="32"/>
-                <w:szCs w:val="32"/>
-              </w:rPr>
-              <w:t>Game</w:t>
-            </w:r>
-          </w:p>
-        </w:tc>
-        <w:tc>
-          <w:tcPr>
-            <w:tcW w:w="2482" w:type="dxa"/>
+                <w:sz w:val="28"/>
+                <w:szCs w:val="28"/>
+              </w:rPr>
+              <w:t>Technique</w:t>
+            </w:r>
+          </w:p>
+        </w:tc>
+        <w:tc>
+          <w:tcPr>
+            <w:tcW w:w="4677" w:type="dxa"/>
           </w:tcPr>
           <w:p>
             <w:pPr>
@@ -437,24 +831,239 @@
               <w:rPr>
                 <w:b/>
                 <w:bCs/>
-                <w:sz w:val="32"/>
-                <w:szCs w:val="32"/>
+                <w:sz w:val="28"/>
+                <w:szCs w:val="28"/>
               </w:rPr>
             </w:pPr>
             <w:r>
               <w:rPr>
                 <w:b/>
                 <w:bCs/>
-                <w:sz w:val="32"/>
-                <w:szCs w:val="32"/>
-              </w:rPr>
+                <w:sz w:val="28"/>
+                <w:szCs w:val="28"/>
+              </w:rPr>
+              <w:t>Example</w:t>
+            </w:r>
+          </w:p>
+        </w:tc>
+      </w:tr>
+      <w:tr>
+        <w:tc>
+          <w:tcPr>
+            <w:tcW w:w="2689" w:type="dxa"/>
+          </w:tcPr>
+          <w:p>
+            <w:r>
+              <w:t>Landmarks</w:t>
+            </w:r>
+          </w:p>
+        </w:tc>
+        <w:tc>
+          <w:tcPr>
+            <w:tcW w:w="4677" w:type="dxa"/>
+          </w:tcPr>
+          <w:p>
+            <w:r>
+              <w:t>The lighthouse acts as a memorable navigation landmark</w:t>
+            </w:r>
+          </w:p>
+        </w:tc>
+      </w:tr>
+      <w:tr>
+        <w:tc>
+          <w:tcPr>
+            <w:tcW w:w="2689" w:type="dxa"/>
+          </w:tcPr>
+          <w:p>
+            <w:r>
               <w:t>Lighting</w:t>
             </w:r>
           </w:p>
         </w:tc>
         <w:tc>
           <w:tcPr>
-            <w:tcW w:w="2649" w:type="dxa"/>
+            <w:tcW w:w="4677" w:type="dxa"/>
+          </w:tcPr>
+          <w:p>
+            <w:r>
+              <w:t xml:space="preserve">Warm lighting highlights important paths </w:t>
+            </w:r>
+          </w:p>
+        </w:tc>
+      </w:tr>
+      <w:tr>
+        <w:tc>
+          <w:tcPr>
+            <w:tcW w:w="2689" w:type="dxa"/>
+          </w:tcPr>
+          <w:p>
+            <w:r>
+              <w:t>Framing</w:t>
+            </w:r>
+          </w:p>
+        </w:tc>
+        <w:tc>
+          <w:tcPr>
+            <w:tcW w:w="4677" w:type="dxa"/>
+          </w:tcPr>
+          <w:p>
+            <w:r>
+              <w:t>Corridors reveal important spaces gradually</w:t>
+            </w:r>
+          </w:p>
+        </w:tc>
+      </w:tr>
+      <w:tr>
+        <w:tc>
+          <w:tcPr>
+            <w:tcW w:w="2689" w:type="dxa"/>
+          </w:tcPr>
+          <w:p>
+            <w:r>
+              <w:t>Audio</w:t>
+            </w:r>
+          </w:p>
+        </w:tc>
+        <w:tc>
+          <w:tcPr>
+            <w:tcW w:w="4677" w:type="dxa"/>
+          </w:tcPr>
+          <w:p>
+            <w:r>
+              <w:t xml:space="preserve">Enemy sounds draw attention </w:t>
+            </w:r>
+          </w:p>
+        </w:tc>
+      </w:tr>
+      <w:tr>
+        <w:tc>
+          <w:tcPr>
+            <w:tcW w:w="2689" w:type="dxa"/>
+          </w:tcPr>
+          <w:p>
+            <w:r>
+              <w:t>Environmental Storytelling</w:t>
+            </w:r>
+            <w:r>
+              <w:t xml:space="preserve"> </w:t>
+            </w:r>
+          </w:p>
+        </w:tc>
+        <w:tc>
+          <w:tcPr>
+            <w:tcW w:w="4677" w:type="dxa"/>
+          </w:tcPr>
+          <w:p>
+            <w:r>
+              <w:t>Blood trails, destroyed rooms and props imply where events occurred</w:t>
+            </w:r>
+          </w:p>
+        </w:tc>
+      </w:tr>
+    </w:tbl>
+    <w:p>
+      <w:r>
+        <w:rPr>
+          <w:noProof/>
+        </w:rPr>
+        <w:lastRenderedPageBreak/>
+        <w:drawing>
+          <wp:anchor distT="0" distB="0" distL="114300" distR="114300" simplePos="0" relativeHeight="251660288" behindDoc="1" locked="0" layoutInCell="1" allowOverlap="1" wp14:anchorId="5E8BE53B" wp14:editId="41CCDFB6">
+            <wp:simplePos x="0" y="0"/>
+            <wp:positionH relativeFrom="column">
+              <wp:posOffset>5147310</wp:posOffset>
+            </wp:positionH>
+            <wp:positionV relativeFrom="paragraph">
+              <wp:posOffset>-507788</wp:posOffset>
+            </wp:positionV>
+            <wp:extent cx="3835400" cy="3284159"/>
+            <wp:effectExtent l="0" t="0" r="0" b="0"/>
+            <wp:wrapNone/>
+            <wp:docPr id="1265708350" name="Picture 2" descr="r/residentevil - So.. Why do people hate the yellow paint in modern Resident Evil games?"/>
+            <wp:cNvGraphicFramePr>
+              <a:graphicFrameLocks xmlns:a="http://schemas.openxmlformats.org/drawingml/2006/main" noChangeAspect="1"/>
+            </wp:cNvGraphicFramePr>
+            <a:graphic xmlns:a="http://schemas.openxmlformats.org/drawingml/2006/main">
+              <a:graphicData uri="http://schemas.openxmlformats.org/drawingml/2006/picture">
+                <pic:pic xmlns:pic="http://schemas.openxmlformats.org/drawingml/2006/picture">
+                  <pic:nvPicPr>
+                    <pic:cNvPr id="0" name="Picture 3" descr="r/residentevil - So.. Why do people hate the yellow paint in modern Resident Evil games?"/>
+                    <pic:cNvPicPr>
+                      <a:picLocks noChangeAspect="1" noChangeArrowheads="1"/>
+                    </pic:cNvPicPr>
+                  </pic:nvPicPr>
+                  <pic:blipFill>
+                    <a:blip r:embed="rId9">
+                      <a:extLst>
+                        <a:ext uri="{28A0092B-C50C-407E-A947-70E740481C1C}">
+                          <a14:useLocalDpi xmlns:a14="http://schemas.microsoft.com/office/drawing/2010/main" val="0"/>
+                        </a:ext>
+                      </a:extLst>
+                    </a:blip>
+                    <a:srcRect/>
+                    <a:stretch>
+                      <a:fillRect/>
+                    </a:stretch>
+                  </pic:blipFill>
+                  <pic:spPr bwMode="auto">
+                    <a:xfrm>
+                      <a:off x="0" y="0"/>
+                      <a:ext cx="3835400" cy="3284159"/>
+                    </a:xfrm>
+                    <a:prstGeom prst="rect">
+                      <a:avLst/>
+                    </a:prstGeom>
+                    <a:noFill/>
+                    <a:ln>
+                      <a:noFill/>
+                    </a:ln>
+                  </pic:spPr>
+                </pic:pic>
+              </a:graphicData>
+            </a:graphic>
+            <wp14:sizeRelH relativeFrom="page">
+              <wp14:pctWidth>0</wp14:pctWidth>
+            </wp14:sizeRelH>
+            <wp14:sizeRelV relativeFrom="page">
+              <wp14:pctHeight>0</wp14:pctHeight>
+            </wp14:sizeRelV>
+          </wp:anchor>
+        </w:drawing>
+      </w:r>
+    </w:p>
+    <w:p>
+      <w:pPr>
+        <w:rPr>
+          <w:b/>
+          <w:bCs/>
+          <w:sz w:val="28"/>
+          <w:szCs w:val="28"/>
+        </w:rPr>
+      </w:pPr>
+      <w:r>
+        <w:rPr>
+          <w:b/>
+          <w:bCs/>
+          <w:sz w:val="28"/>
+          <w:szCs w:val="28"/>
+        </w:rPr>
+        <w:t>Resident Evil 4 Remake</w:t>
+      </w:r>
+    </w:p>
+    <w:tbl>
+      <w:tblPr>
+        <w:tblStyle w:val="TableGrid"/>
+        <w:tblW w:w="0" w:type="auto"/>
+        <w:tblLook w:val="04A0" w:firstRow="1" w:lastRow="0" w:firstColumn="1" w:lastColumn="0" w:noHBand="0" w:noVBand="1"/>
+      </w:tblPr>
+      <w:tblGrid>
+        <w:gridCol w:w="2689"/>
+        <w:gridCol w:w="4110"/>
+      </w:tblGrid>
+      <w:tr>
+        <w:tc>
+          <w:tcPr>
+            <w:tcW w:w="2689" w:type="dxa"/>
           </w:tcPr>
           <w:p>
             <w:pPr>
@@ -462,24 +1071,24 @@
               <w:rPr>
                 <w:b/>
                 <w:bCs/>
-                <w:sz w:val="32"/>
-                <w:szCs w:val="32"/>
+                <w:sz w:val="28"/>
+                <w:szCs w:val="28"/>
               </w:rPr>
             </w:pPr>
             <w:r>
               <w:rPr>
                 <w:b/>
                 <w:bCs/>
-                <w:sz w:val="32"/>
-                <w:szCs w:val="32"/>
-              </w:rPr>
-              <w:t>Landmark</w:t>
-            </w:r>
-          </w:p>
-        </w:tc>
-        <w:tc>
-          <w:tcPr>
-            <w:tcW w:w="2453" w:type="dxa"/>
+                <w:sz w:val="28"/>
+                <w:szCs w:val="28"/>
+              </w:rPr>
+              <w:t>Technique</w:t>
+            </w:r>
+          </w:p>
+        </w:tc>
+        <w:tc>
+          <w:tcPr>
+            <w:tcW w:w="4110" w:type="dxa"/>
           </w:tcPr>
           <w:p>
             <w:pPr>
@@ -487,68 +1096,18 @@
               <w:rPr>
                 <w:b/>
                 <w:bCs/>
-                <w:sz w:val="32"/>
-                <w:szCs w:val="32"/>
+                <w:sz w:val="28"/>
+                <w:szCs w:val="28"/>
               </w:rPr>
             </w:pPr>
             <w:r>
               <w:rPr>
                 <w:b/>
                 <w:bCs/>
-                <w:sz w:val="32"/>
-                <w:szCs w:val="32"/>
-              </w:rPr>
-              <w:t>Audio</w:t>
-            </w:r>
-          </w:p>
-        </w:tc>
-        <w:tc>
-          <w:tcPr>
-            <w:tcW w:w="2160" w:type="dxa"/>
-          </w:tcPr>
-          <w:p>
-            <w:pPr>
-              <w:jc w:val="center"/>
-              <w:rPr>
-                <w:b/>
-                <w:bCs/>
-                <w:sz w:val="32"/>
-                <w:szCs w:val="32"/>
-              </w:rPr>
-            </w:pPr>
-            <w:r>
-              <w:rPr>
-                <w:b/>
-                <w:bCs/>
-                <w:sz w:val="32"/>
-                <w:szCs w:val="32"/>
-              </w:rPr>
-              <w:t>Colour</w:t>
-            </w:r>
-          </w:p>
-        </w:tc>
-        <w:tc>
-          <w:tcPr>
-            <w:tcW w:w="1871" w:type="dxa"/>
-          </w:tcPr>
-          <w:p>
-            <w:pPr>
-              <w:jc w:val="center"/>
-              <w:rPr>
-                <w:b/>
-                <w:bCs/>
-                <w:sz w:val="32"/>
-                <w:szCs w:val="32"/>
-              </w:rPr>
-            </w:pPr>
-            <w:r>
-              <w:rPr>
-                <w:b/>
-                <w:bCs/>
-                <w:sz w:val="32"/>
-                <w:szCs w:val="32"/>
-              </w:rPr>
-              <w:t>Architecture</w:t>
+                <w:sz w:val="28"/>
+                <w:szCs w:val="28"/>
+              </w:rPr>
+              <w:t>Example</w:t>
             </w:r>
           </w:p>
         </w:tc>
@@ -556,71 +1115,41 @@
       <w:tr>
         <w:tc>
           <w:tcPr>
-            <w:tcW w:w="2333" w:type="dxa"/>
-          </w:tcPr>
-          <w:p>
-            <w:r>
-              <w:t xml:space="preserve">Portal </w:t>
-            </w:r>
-          </w:p>
-        </w:tc>
-        <w:tc>
-          <w:tcPr>
-            <w:tcW w:w="2482" w:type="dxa"/>
-          </w:tcPr>
-          <w:p>
-            <w:r>
-              <w:t xml:space="preserve">Exit doors illuminated </w:t>
-            </w:r>
-          </w:p>
-        </w:tc>
-        <w:tc>
-          <w:tcPr>
-            <w:tcW w:w="2649" w:type="dxa"/>
-          </w:tcPr>
-          <w:p>
-            <w:r>
-              <w:t>Exit Signs</w:t>
-            </w:r>
-          </w:p>
-        </w:tc>
-        <w:tc>
-          <w:tcPr>
-            <w:tcW w:w="2453" w:type="dxa"/>
-          </w:tcPr>
-          <w:p>
-            <w:proofErr w:type="spellStart"/>
-            <w:r>
-              <w:t>GLaDOS</w:t>
-            </w:r>
-            <w:proofErr w:type="spellEnd"/>
-            <w:r>
-              <w:t xml:space="preserve"> dialog influences direction/decisions</w:t>
-            </w:r>
-          </w:p>
-        </w:tc>
-        <w:tc>
-          <w:tcPr>
-            <w:tcW w:w="2160" w:type="dxa"/>
-          </w:tcPr>
-          <w:p>
-            <w:r>
-              <w:t xml:space="preserve">White panels indicate surfaces </w:t>
-            </w:r>
-            <w:r>
-              <w:lastRenderedPageBreak/>
-              <w:t>that portals can be on</w:t>
-            </w:r>
-          </w:p>
-        </w:tc>
-        <w:tc>
-          <w:tcPr>
-            <w:tcW w:w="1871" w:type="dxa"/>
-          </w:tcPr>
-          <w:p>
-            <w:r>
-              <w:lastRenderedPageBreak/>
-              <w:t xml:space="preserve">Hallways funnel player </w:t>
+            <w:tcW w:w="2689" w:type="dxa"/>
+          </w:tcPr>
+          <w:p>
+            <w:pPr>
+              <w:rPr>
+                <w:sz w:val="28"/>
+                <w:szCs w:val="28"/>
+              </w:rPr>
+            </w:pPr>
+            <w:r>
+              <w:rPr>
+                <w:sz w:val="28"/>
+                <w:szCs w:val="28"/>
+              </w:rPr>
+              <w:t>Yellow Paint</w:t>
+            </w:r>
+          </w:p>
+        </w:tc>
+        <w:tc>
+          <w:tcPr>
+            <w:tcW w:w="4110" w:type="dxa"/>
+          </w:tcPr>
+          <w:p>
+            <w:pPr>
+              <w:rPr>
+                <w:sz w:val="28"/>
+                <w:szCs w:val="28"/>
+              </w:rPr>
+            </w:pPr>
+            <w:r>
+              <w:rPr>
+                <w:sz w:val="28"/>
+                <w:szCs w:val="28"/>
+              </w:rPr>
+              <w:t>Highlights climbable objects and interactable</w:t>
             </w:r>
           </w:p>
         </w:tc>
@@ -628,101 +1157,781 @@
       <w:tr>
         <w:tc>
           <w:tcPr>
-            <w:tcW w:w="2333" w:type="dxa"/>
-          </w:tcPr>
-          <w:p>
-            <w:r>
-              <w:t>BioShock</w:t>
-            </w:r>
-          </w:p>
-        </w:tc>
-        <w:tc>
-          <w:tcPr>
-            <w:tcW w:w="2482" w:type="dxa"/>
-          </w:tcPr>
-          <w:p>
-            <w:r>
-              <w:t>Warm lighting highlights objectives</w:t>
-            </w:r>
-          </w:p>
-        </w:tc>
-        <w:tc>
-          <w:tcPr>
-            <w:tcW w:w="2649" w:type="dxa"/>
-          </w:tcPr>
-          <w:p>
-            <w:r>
-              <w:t>Lighthouse acts as a landmark</w:t>
-            </w:r>
-          </w:p>
-        </w:tc>
-        <w:tc>
-          <w:tcPr>
-            <w:tcW w:w="2453" w:type="dxa"/>
-          </w:tcPr>
-          <w:p>
-            <w:r>
-              <w:t xml:space="preserve">Environmental sounds attract attention </w:t>
-            </w:r>
-          </w:p>
-        </w:tc>
-        <w:tc>
-          <w:tcPr>
-            <w:tcW w:w="2160" w:type="dxa"/>
-          </w:tcPr>
-          <w:p/>
-        </w:tc>
-        <w:tc>
-          <w:tcPr>
-            <w:tcW w:w="1871" w:type="dxa"/>
-          </w:tcPr>
-          <w:p/>
+            <w:tcW w:w="2689" w:type="dxa"/>
+          </w:tcPr>
+          <w:p>
+            <w:pPr>
+              <w:rPr>
+                <w:sz w:val="28"/>
+                <w:szCs w:val="28"/>
+              </w:rPr>
+            </w:pPr>
+            <w:r>
+              <w:rPr>
+                <w:sz w:val="28"/>
+                <w:szCs w:val="28"/>
+              </w:rPr>
+              <w:t>Lighting</w:t>
+            </w:r>
+          </w:p>
+        </w:tc>
+        <w:tc>
+          <w:tcPr>
+            <w:tcW w:w="4110" w:type="dxa"/>
+          </w:tcPr>
+          <w:p>
+            <w:pPr>
+              <w:rPr>
+                <w:sz w:val="28"/>
+                <w:szCs w:val="28"/>
+              </w:rPr>
+            </w:pPr>
+            <w:r>
+              <w:rPr>
+                <w:sz w:val="28"/>
+                <w:szCs w:val="28"/>
+              </w:rPr>
+              <w:t xml:space="preserve">Warm lighting </w:t>
+            </w:r>
+            <w:r>
+              <w:rPr>
+                <w:sz w:val="28"/>
+                <w:szCs w:val="28"/>
+              </w:rPr>
+              <w:t>attracts players towards objectives (torches, lamps)</w:t>
+            </w:r>
+          </w:p>
         </w:tc>
       </w:tr>
       <w:tr>
         <w:tc>
           <w:tcPr>
-            <w:tcW w:w="2333" w:type="dxa"/>
-          </w:tcPr>
-          <w:p>
-            <w:r>
-              <w:t xml:space="preserve">The last of us </w:t>
-            </w:r>
-          </w:p>
-        </w:tc>
-        <w:tc>
-          <w:tcPr>
-            <w:tcW w:w="2482" w:type="dxa"/>
-          </w:tcPr>
-          <w:p/>
-        </w:tc>
-        <w:tc>
-          <w:tcPr>
-            <w:tcW w:w="2649" w:type="dxa"/>
-          </w:tcPr>
-          <w:p/>
-        </w:tc>
-        <w:tc>
-          <w:tcPr>
-            <w:tcW w:w="2453" w:type="dxa"/>
-          </w:tcPr>
-          <w:p/>
-        </w:tc>
-        <w:tc>
-          <w:tcPr>
-            <w:tcW w:w="2160" w:type="dxa"/>
-          </w:tcPr>
-          <w:p/>
-        </w:tc>
-        <w:tc>
-          <w:tcPr>
-            <w:tcW w:w="1871" w:type="dxa"/>
-          </w:tcPr>
-          <w:p/>
+            <w:tcW w:w="2689" w:type="dxa"/>
+          </w:tcPr>
+          <w:p>
+            <w:pPr>
+              <w:rPr>
+                <w:sz w:val="28"/>
+                <w:szCs w:val="28"/>
+              </w:rPr>
+            </w:pPr>
+            <w:r>
+              <w:rPr>
+                <w:sz w:val="28"/>
+                <w:szCs w:val="28"/>
+              </w:rPr>
+              <w:t xml:space="preserve">Environmental Storytelling </w:t>
+            </w:r>
+          </w:p>
+        </w:tc>
+        <w:tc>
+          <w:tcPr>
+            <w:tcW w:w="4110" w:type="dxa"/>
+          </w:tcPr>
+          <w:p>
+            <w:pPr>
+              <w:rPr>
+                <w:sz w:val="28"/>
+                <w:szCs w:val="28"/>
+              </w:rPr>
+            </w:pPr>
+            <w:r>
+              <w:rPr>
+                <w:sz w:val="28"/>
+                <w:szCs w:val="28"/>
+              </w:rPr>
+              <w:t>Broken barricades indicate intended routes</w:t>
+            </w:r>
+          </w:p>
         </w:tc>
       </w:tr>
     </w:tbl>
     <w:p/>
+    <w:p/>
+    <w:p>
+      <w:pPr>
+        <w:rPr>
+          <w:noProof/>
+        </w:rPr>
+      </w:pPr>
+    </w:p>
+    <w:p/>
+    <w:p>
+      <w:r>
+        <w:rPr>
+          <w:noProof/>
+        </w:rPr>
+        <w:drawing>
+          <wp:anchor distT="0" distB="0" distL="114300" distR="114300" simplePos="0" relativeHeight="251661312" behindDoc="1" locked="0" layoutInCell="1" allowOverlap="1" wp14:anchorId="0EF800DD" wp14:editId="6C5DB217">
+            <wp:simplePos x="0" y="0"/>
+            <wp:positionH relativeFrom="column">
+              <wp:posOffset>4232275</wp:posOffset>
+            </wp:positionH>
+            <wp:positionV relativeFrom="paragraph">
+              <wp:posOffset>314960</wp:posOffset>
+            </wp:positionV>
+            <wp:extent cx="5302885" cy="1971675"/>
+            <wp:effectExtent l="0" t="0" r="0" b="0"/>
+            <wp:wrapNone/>
+            <wp:docPr id="992862303" name="Picture 4" descr="r/mirrorsedge - Mirror's Edge makes incredible use of scale and color. Here are some of my favorite scenes."/>
+            <wp:cNvGraphicFramePr>
+              <a:graphicFrameLocks xmlns:a="http://schemas.openxmlformats.org/drawingml/2006/main" noChangeAspect="1"/>
+            </wp:cNvGraphicFramePr>
+            <a:graphic xmlns:a="http://schemas.openxmlformats.org/drawingml/2006/main">
+              <a:graphicData uri="http://schemas.openxmlformats.org/drawingml/2006/picture">
+                <pic:pic xmlns:pic="http://schemas.openxmlformats.org/drawingml/2006/picture">
+                  <pic:nvPicPr>
+                    <pic:cNvPr id="0" name="Picture 10" descr="r/mirrorsedge - Mirror's Edge makes incredible use of scale and color. Here are some of my favorite scenes."/>
+                    <pic:cNvPicPr>
+                      <a:picLocks noChangeAspect="1" noChangeArrowheads="1"/>
+                    </pic:cNvPicPr>
+                  </pic:nvPicPr>
+                  <pic:blipFill rotWithShape="1">
+                    <a:blip r:embed="rId10">
+                      <a:extLst>
+                        <a:ext uri="{28A0092B-C50C-407E-A947-70E740481C1C}">
+                          <a14:useLocalDpi xmlns:a14="http://schemas.microsoft.com/office/drawing/2010/main" val="0"/>
+                        </a:ext>
+                      </a:extLst>
+                    </a:blip>
+                    <a:srcRect l="14306" r="9855"/>
+                    <a:stretch>
+                      <a:fillRect/>
+                    </a:stretch>
+                  </pic:blipFill>
+                  <pic:spPr bwMode="auto">
+                    <a:xfrm>
+                      <a:off x="0" y="0"/>
+                      <a:ext cx="5302885" cy="1971675"/>
+                    </a:xfrm>
+                    <a:prstGeom prst="rect">
+                      <a:avLst/>
+                    </a:prstGeom>
+                    <a:noFill/>
+                    <a:ln>
+                      <a:noFill/>
+                    </a:ln>
+                    <a:extLst>
+                      <a:ext uri="{53640926-AAD7-44D8-BBD7-CCE9431645EC}">
+                        <a14:shadowObscured xmlns:a14="http://schemas.microsoft.com/office/drawing/2010/main"/>
+                      </a:ext>
+                    </a:extLst>
+                  </pic:spPr>
+                </pic:pic>
+              </a:graphicData>
+            </a:graphic>
+            <wp14:sizeRelH relativeFrom="page">
+              <wp14:pctWidth>0</wp14:pctWidth>
+            </wp14:sizeRelH>
+            <wp14:sizeRelV relativeFrom="page">
+              <wp14:pctHeight>0</wp14:pctHeight>
+            </wp14:sizeRelV>
+          </wp:anchor>
+        </w:drawing>
+      </w:r>
+    </w:p>
+    <w:p>
+      <w:pPr>
+        <w:rPr>
+          <w:b/>
+          <w:bCs/>
+          <w:sz w:val="28"/>
+          <w:szCs w:val="28"/>
+        </w:rPr>
+      </w:pPr>
+      <w:r>
+        <w:rPr>
+          <w:b/>
+          <w:bCs/>
+          <w:sz w:val="28"/>
+          <w:szCs w:val="28"/>
+        </w:rPr>
+        <w:t>Mirrors Edge</w:t>
+      </w:r>
+    </w:p>
+    <w:tbl>
+      <w:tblPr>
+        <w:tblStyle w:val="TableGrid"/>
+        <w:tblW w:w="0" w:type="auto"/>
+        <w:tblLook w:val="04A0" w:firstRow="1" w:lastRow="0" w:firstColumn="1" w:lastColumn="0" w:noHBand="0" w:noVBand="1"/>
+      </w:tblPr>
+      <w:tblGrid>
+        <w:gridCol w:w="2263"/>
+        <w:gridCol w:w="3828"/>
+      </w:tblGrid>
+      <w:tr>
+        <w:tc>
+          <w:tcPr>
+            <w:tcW w:w="2263" w:type="dxa"/>
+          </w:tcPr>
+          <w:p>
+            <w:pPr>
+              <w:jc w:val="center"/>
+              <w:rPr>
+                <w:b/>
+                <w:bCs/>
+                <w:sz w:val="28"/>
+                <w:szCs w:val="28"/>
+              </w:rPr>
+            </w:pPr>
+            <w:r>
+              <w:rPr>
+                <w:b/>
+                <w:bCs/>
+                <w:sz w:val="28"/>
+                <w:szCs w:val="28"/>
+              </w:rPr>
+              <w:t>Technique</w:t>
+            </w:r>
+          </w:p>
+        </w:tc>
+        <w:tc>
+          <w:tcPr>
+            <w:tcW w:w="3828" w:type="dxa"/>
+          </w:tcPr>
+          <w:p>
+            <w:pPr>
+              <w:jc w:val="center"/>
+              <w:rPr>
+                <w:b/>
+                <w:bCs/>
+                <w:sz w:val="28"/>
+                <w:szCs w:val="28"/>
+              </w:rPr>
+            </w:pPr>
+            <w:r>
+              <w:rPr>
+                <w:b/>
+                <w:bCs/>
+                <w:sz w:val="28"/>
+                <w:szCs w:val="28"/>
+              </w:rPr>
+              <w:t>Example</w:t>
+            </w:r>
+          </w:p>
+        </w:tc>
+      </w:tr>
+      <w:tr>
+        <w:tc>
+          <w:tcPr>
+            <w:tcW w:w="2263" w:type="dxa"/>
+          </w:tcPr>
+          <w:p>
+            <w:pPr>
+              <w:rPr>
+                <w:sz w:val="28"/>
+                <w:szCs w:val="28"/>
+              </w:rPr>
+            </w:pPr>
+            <w:r>
+              <w:rPr>
+                <w:sz w:val="28"/>
+                <w:szCs w:val="28"/>
+              </w:rPr>
+              <w:t>Colour Contrast</w:t>
+            </w:r>
+          </w:p>
+        </w:tc>
+        <w:tc>
+          <w:tcPr>
+            <w:tcW w:w="3828" w:type="dxa"/>
+          </w:tcPr>
+          <w:p>
+            <w:pPr>
+              <w:rPr>
+                <w:sz w:val="28"/>
+                <w:szCs w:val="28"/>
+              </w:rPr>
+            </w:pPr>
+            <w:r>
+              <w:rPr>
+                <w:sz w:val="28"/>
+                <w:szCs w:val="28"/>
+              </w:rPr>
+              <w:t>Runner Vision highlights traversal routes using red</w:t>
+            </w:r>
+          </w:p>
+        </w:tc>
+      </w:tr>
+      <w:tr>
+        <w:tc>
+          <w:tcPr>
+            <w:tcW w:w="2263" w:type="dxa"/>
+          </w:tcPr>
+          <w:p>
+            <w:pPr>
+              <w:rPr>
+                <w:sz w:val="28"/>
+                <w:szCs w:val="28"/>
+              </w:rPr>
+            </w:pPr>
+            <w:r>
+              <w:rPr>
+                <w:sz w:val="28"/>
+                <w:szCs w:val="28"/>
+              </w:rPr>
+              <w:t xml:space="preserve">Architecture </w:t>
+            </w:r>
+          </w:p>
+        </w:tc>
+        <w:tc>
+          <w:tcPr>
+            <w:tcW w:w="3828" w:type="dxa"/>
+          </w:tcPr>
+          <w:p>
+            <w:pPr>
+              <w:rPr>
+                <w:sz w:val="28"/>
+                <w:szCs w:val="28"/>
+              </w:rPr>
+            </w:pPr>
+            <w:r>
+              <w:rPr>
+                <w:sz w:val="28"/>
+                <w:szCs w:val="28"/>
+              </w:rPr>
+              <w:t>Rooftops naturally create flow</w:t>
+            </w:r>
+          </w:p>
+        </w:tc>
+      </w:tr>
+      <w:tr>
+        <w:tc>
+          <w:tcPr>
+            <w:tcW w:w="2263" w:type="dxa"/>
+          </w:tcPr>
+          <w:p>
+            <w:pPr>
+              <w:rPr>
+                <w:sz w:val="28"/>
+                <w:szCs w:val="28"/>
+              </w:rPr>
+            </w:pPr>
+            <w:r>
+              <w:rPr>
+                <w:sz w:val="28"/>
+                <w:szCs w:val="28"/>
+              </w:rPr>
+              <w:t>Landmarks</w:t>
+            </w:r>
+          </w:p>
+        </w:tc>
+        <w:tc>
+          <w:tcPr>
+            <w:tcW w:w="3828" w:type="dxa"/>
+          </w:tcPr>
+          <w:p>
+            <w:pPr>
+              <w:rPr>
+                <w:sz w:val="28"/>
+                <w:szCs w:val="28"/>
+              </w:rPr>
+            </w:pPr>
+            <w:r>
+              <w:rPr>
+                <w:sz w:val="28"/>
+                <w:szCs w:val="28"/>
+              </w:rPr>
+              <w:t xml:space="preserve">Large buildings </w:t>
+            </w:r>
+            <w:r>
+              <w:rPr>
+                <w:sz w:val="28"/>
+                <w:szCs w:val="28"/>
+              </w:rPr>
+              <w:t xml:space="preserve">orient navigation </w:t>
+            </w:r>
+          </w:p>
+        </w:tc>
+      </w:tr>
+    </w:tbl>
+    <w:p/>
+    <w:p/>
+    <w:p>
+      <w:pPr>
+        <w:jc w:val="center"/>
+        <w:rPr>
+          <w:b/>
+          <w:bCs/>
+          <w:sz w:val="32"/>
+          <w:szCs w:val="32"/>
+        </w:rPr>
+      </w:pPr>
+      <w:r>
+        <w:rPr>
+          <w:b/>
+          <w:bCs/>
+          <w:sz w:val="32"/>
+          <w:szCs w:val="32"/>
+        </w:rPr>
+        <w:t>Literature notes</w:t>
+      </w:r>
+    </w:p>
+    <w:p>
+      <w:pPr>
+        <w:rPr>
+          <w:b/>
+          <w:bCs/>
+        </w:rPr>
+      </w:pPr>
+      <w:r>
+        <w:t xml:space="preserve">The best/most relevant GDC talk I have watched has been </w:t>
+      </w:r>
+      <w:hyperlink r:id="rId11" w:history="1">
+        <w:r>
+          <w:rPr>
+            <w:rStyle w:val="Hyperlink"/>
+            <w:b/>
+            <w:bCs/>
+          </w:rPr>
+          <w:t xml:space="preserve">Level Design Workshop: </w:t>
+        </w:r>
+        <w:proofErr w:type="spellStart"/>
+        <w:r>
+          <w:rPr>
+            <w:rStyle w:val="Hyperlink"/>
+            <w:b/>
+            <w:bCs/>
+          </w:rPr>
+          <w:t>Blockmesh</w:t>
+        </w:r>
+        <w:proofErr w:type="spellEnd"/>
+        <w:r>
+          <w:rPr>
+            <w:rStyle w:val="Hyperlink"/>
+            <w:b/>
+            <w:bCs/>
+          </w:rPr>
+          <w:t xml:space="preserve"> and Lighting Tips</w:t>
+        </w:r>
+      </w:hyperlink>
+      <w:r>
+        <w:rPr>
+          <w:b/>
+          <w:bCs/>
+        </w:rPr>
+        <w:t xml:space="preserve"> – This talk covered player guidance, how to </w:t>
+      </w:r>
+    </w:p>
+    <w:p>
+      <w:pPr>
+        <w:rPr>
+          <w:b/>
+          <w:bCs/>
+        </w:rPr>
+      </w:pPr>
+    </w:p>
+    <w:p>
+      <w:pPr>
+        <w:rPr>
+          <w:b/>
+          <w:bCs/>
+        </w:rPr>
+      </w:pPr>
+      <w:r>
+        <w:rPr>
+          <w:b/>
+          <w:bCs/>
+          <w:sz w:val="28"/>
+          <w:szCs w:val="28"/>
+        </w:rPr>
+        <w:t>Other Videos that have supported my research:</w:t>
+      </w:r>
+      <w:r>
+        <w:br/>
+      </w:r>
+      <w:hyperlink r:id="rId12" w:history="1">
+        <w:r>
+          <w:rPr>
+            <w:rStyle w:val="Hyperlink"/>
+            <w:b/>
+            <w:bCs/>
+          </w:rPr>
+          <w:t>Using Level Design Tools Expressively</w:t>
+        </w:r>
+      </w:hyperlink>
+      <w:r>
+        <w:rPr>
+          <w:b/>
+          <w:bCs/>
+        </w:rPr>
+        <w:br/>
+      </w:r>
+      <w:hyperlink r:id="rId13" w:history="1">
+        <w:r>
+          <w:rPr>
+            <w:rStyle w:val="Hyperlink"/>
+            <w:b/>
+            <w:bCs/>
+          </w:rPr>
+          <w:t>Building New York in Marvel's Spider-Man: It's Still Just Level Design</w:t>
+        </w:r>
+      </w:hyperlink>
+      <w:r>
+        <w:rPr>
+          <w:b/>
+          <w:bCs/>
+        </w:rPr>
+        <w:br/>
+      </w:r>
+      <w:hyperlink r:id="rId14" w:history="1">
+        <w:r>
+          <w:rPr>
+            <w:rStyle w:val="Hyperlink"/>
+            <w:b/>
+            <w:bCs/>
+          </w:rPr>
+          <w:t>Fallout 4's Modular Level Design</w:t>
+        </w:r>
+      </w:hyperlink>
+      <w:r>
+        <w:rPr>
+          <w:b/>
+          <w:bCs/>
+        </w:rPr>
+        <w:br/>
+      </w:r>
+      <w:hyperlink r:id="rId15" w:history="1">
+        <w:r>
+          <w:rPr>
+            <w:rStyle w:val="Hyperlink"/>
+            <w:b/>
+            <w:bCs/>
+          </w:rPr>
+          <w:t>Video Game Hand Holding and the Yellow Paint Discourse</w:t>
+        </w:r>
+      </w:hyperlink>
+    </w:p>
+    <w:p>
+      <w:pPr>
+        <w:rPr>
+          <w:b/>
+          <w:bCs/>
+        </w:rPr>
+      </w:pPr>
+      <w:hyperlink r:id="rId16" w:history="1">
+        <w:r>
+          <w:rPr>
+            <w:rStyle w:val="Hyperlink"/>
+            <w:b/>
+            <w:bCs/>
+          </w:rPr>
+          <w:t>What’s With Yellow Paint In Games?</w:t>
+        </w:r>
+      </w:hyperlink>
+      <w:r>
+        <w:rPr>
+          <w:b/>
+          <w:bCs/>
+        </w:rPr>
+        <w:br/>
+      </w:r>
+      <w:hyperlink r:id="rId17" w:history="1">
+        <w:r>
+          <w:rPr>
+            <w:rStyle w:val="Hyperlink"/>
+            <w:b/>
+            <w:bCs/>
+          </w:rPr>
+          <w:t>Half-Life 2's Invisible Tutorial</w:t>
+        </w:r>
+      </w:hyperlink>
+    </w:p>
+    <w:p>
+      <w:pPr>
+        <w:rPr>
+          <w:b/>
+          <w:bCs/>
+        </w:rPr>
+      </w:pPr>
+    </w:p>
+    <w:p/>
+    <w:p/>
+    <w:p/>
+    <w:p>
+      <w:pPr>
+        <w:rPr>
+          <w:b/>
+          <w:bCs/>
+          <w:sz w:val="28"/>
+          <w:szCs w:val="28"/>
+          <w:u w:val="single"/>
+        </w:rPr>
+      </w:pPr>
+      <w:r>
+        <w:rPr>
+          <w:b/>
+          <w:bCs/>
+          <w:sz w:val="28"/>
+          <w:szCs w:val="28"/>
+          <w:u w:val="single"/>
+        </w:rPr>
+        <w:t>Prototype Plan</w:t>
+      </w:r>
+    </w:p>
+    <w:p>
+      <w:pPr>
+        <w:pStyle w:val="ListParagraph"/>
+        <w:numPr>
+          <w:ilvl w:val="0"/>
+          <w:numId w:val="1"/>
+        </w:numPr>
+      </w:pPr>
+      <w:r>
+        <w:t xml:space="preserve">Create a Reusable scene </w:t>
+      </w:r>
+    </w:p>
+    <w:p>
+      <w:pPr>
+        <w:pStyle w:val="ListParagraph"/>
+        <w:numPr>
+          <w:ilvl w:val="0"/>
+          <w:numId w:val="2"/>
+        </w:numPr>
+      </w:pPr>
+      <w:r>
+        <w:t>Find a free and open licence asset pack</w:t>
+      </w:r>
+    </w:p>
+    <w:p>
+      <w:pPr>
+        <w:pStyle w:val="ListParagraph"/>
+        <w:numPr>
+          <w:ilvl w:val="0"/>
+          <w:numId w:val="2"/>
+        </w:numPr>
+      </w:pPr>
+      <w:r>
+        <w:lastRenderedPageBreak/>
+        <w:t xml:space="preserve">Come up with a small prototype premise that is universal to all guidance techniques </w:t>
+      </w:r>
+    </w:p>
+    <w:p>
+      <w:pPr>
+        <w:pStyle w:val="ListParagraph"/>
+        <w:numPr>
+          <w:ilvl w:val="0"/>
+          <w:numId w:val="2"/>
+        </w:numPr>
+      </w:pPr>
+      <w:r>
+        <w:t xml:space="preserve">Create the level in Unreal </w:t>
+      </w:r>
+    </w:p>
+    <w:p>
+      <w:pPr>
+        <w:pStyle w:val="ListParagraph"/>
+        <w:numPr>
+          <w:ilvl w:val="0"/>
+          <w:numId w:val="2"/>
+        </w:numPr>
+      </w:pPr>
+      <w:r>
+        <w:t>Duplicate level for each guidance technique/Create a shortcut in one level that can toggle different techniques on and off (this approach is less likely)</w:t>
+      </w:r>
+    </w:p>
+    <w:p>
+      <w:pPr>
+        <w:pStyle w:val="ListParagraph"/>
+        <w:ind w:left="1080"/>
+      </w:pPr>
+    </w:p>
+    <w:p>
+      <w:pPr>
+        <w:pStyle w:val="ListParagraph"/>
+        <w:numPr>
+          <w:ilvl w:val="0"/>
+          <w:numId w:val="1"/>
+        </w:numPr>
+      </w:pPr>
+      <w:r>
+        <w:t>Create Guidance Technique One</w:t>
+      </w:r>
+    </w:p>
+    <w:p>
+      <w:pPr>
+        <w:ind w:left="360"/>
+      </w:pPr>
+    </w:p>
+    <w:p>
+      <w:pPr>
+        <w:ind w:left="360"/>
+      </w:pPr>
+    </w:p>
+    <w:p>
+      <w:pPr>
+        <w:ind w:left="360"/>
+      </w:pPr>
+    </w:p>
+    <w:p>
+      <w:pPr>
+        <w:ind w:left="360"/>
+      </w:pPr>
+    </w:p>
+    <w:p>
+      <w:pPr>
+        <w:ind w:left="360"/>
+        <w:jc w:val="center"/>
+        <w:rPr>
+          <w:b/>
+          <w:bCs/>
+          <w:sz w:val="32"/>
+          <w:szCs w:val="32"/>
+        </w:rPr>
+      </w:pPr>
+      <w:r>
+        <w:rPr>
+          <w:b/>
+          <w:bCs/>
+          <w:sz w:val="32"/>
+          <w:szCs w:val="32"/>
+        </w:rPr>
+        <w:t>References (if that’s the right word)</w:t>
+      </w:r>
+    </w:p>
+    <w:p>
+      <w:pPr>
+        <w:ind w:left="360"/>
+      </w:pPr>
+      <w:r>
+        <w:lastRenderedPageBreak/>
+        <w:drawing>
+          <wp:inline distT="0" distB="0" distL="0" distR="0" wp14:anchorId="5BEE3630" wp14:editId="0972E3C7">
+            <wp:extent cx="7357320" cy="4094018"/>
+            <wp:effectExtent l="0" t="0" r="0" b="1905"/>
+            <wp:docPr id="722103242" name="Picture 1"/>
+            <wp:cNvGraphicFramePr>
+              <a:graphicFrameLocks xmlns:a="http://schemas.openxmlformats.org/drawingml/2006/main" noChangeAspect="1"/>
+            </wp:cNvGraphicFramePr>
+            <a:graphic xmlns:a="http://schemas.openxmlformats.org/drawingml/2006/main">
+              <a:graphicData uri="http://schemas.openxmlformats.org/drawingml/2006/picture">
+                <pic:pic xmlns:pic="http://schemas.openxmlformats.org/drawingml/2006/picture">
+                  <pic:nvPicPr>
+                    <pic:cNvPr id="722103242" name=""/>
+                    <pic:cNvPicPr/>
+                  </pic:nvPicPr>
+                  <pic:blipFill>
+                    <a:blip r:embed="rId18"/>
+                    <a:stretch>
+                      <a:fillRect/>
+                    </a:stretch>
+                  </pic:blipFill>
+                  <pic:spPr>
+                    <a:xfrm>
+                      <a:off x="0" y="0"/>
+                      <a:ext cx="7365612" cy="4098632"/>
+                    </a:xfrm>
+                    <a:prstGeom prst="rect">
+                      <a:avLst/>
+                    </a:prstGeom>
+                  </pic:spPr>
+                </pic:pic>
+              </a:graphicData>
+            </a:graphic>
+          </wp:inline>
+        </w:drawing>
+      </w:r>
+    </w:p>
     <w:sectPr>
       <w:pgSz w:w="16838" w:h="11906" w:orient="landscape"/>
       <w:pgMar w:top="1440" w:right="1440" w:bottom="1440" w:left="1440" w:header="708" w:footer="708" w:gutter="0"/>
@@ -731,6 +1940,195 @@
     </w:sectPr>
   </w:body>
 </w:document>
+</file>
+
+<file path=word/numbering.xml><?xml version="1.0" encoding="utf-8"?>
+<w:numbering xmlns:wpc="http://schemas.microsoft.com/office/word/2010/wordprocessingCanvas" xmlns:cx="http://schemas.microsoft.com/office/drawing/2014/chartex" xmlns:cx1="http://schemas.microsoft.com/office/drawing/2015/9/8/chartex" xmlns:cx2="http://schemas.microsoft.com/office/drawing/2015/10/21/chartex" xmlns:cx3="http://schemas.microsoft.com/office/drawing/2016/5/9/chartex" xmlns:cx4="http://schemas.microsoft.com/office/drawing/2016/5/10/chartex" xmlns:cx5="http://schemas.microsoft.com/office/drawing/2016/5/11/chartex" xmlns:cx6="http://schemas.microsoft.com/office/drawing/2016/5/12/chartex" xmlns:cx7="http://schemas.microsoft.com/office/drawing/2016/5/13/chartex" xmlns:cx8="http://schemas.microsoft.com/office/drawing/2016/5/14/chartex" xmlns:mc="http://schemas.openxmlformats.org/markup-compatibility/2006" xmlns:aink="http://schemas.microsoft.com/office/drawing/2016/ink" xmlns:am3d="http://schemas.microsoft.com/office/drawing/2017/model3d" xmlns:o="urn:schemas-microsoft-com:office:office" xmlns:oel="http://schemas.microsoft.com/office/2019/extlst" xmlns:r="http://schemas.openxmlformats.org/officeDocument/2006/relationships" xmlns:m="http://schemas.openxmlformats.org/officeDocument/2006/math" xmlns:v="urn:schemas-microsoft-com:vml" xmlns:wp14="http://schemas.microsoft.com/office/word/2010/wordprocessingDrawing" xmlns:wp="http://schemas.openxmlformats.org/drawingml/2006/wordprocessingDrawing" xmlns:w10="urn:schemas-microsoft-com:office:word" xmlns:w="http://schemas.openxmlformats.org/wordprocessingml/2006/main" xmlns:w14="http://schemas.microsoft.com/office/word/2010/wordml" xmlns:w15="http://schemas.microsoft.com/office/word/2012/wordml" xmlns:w16cex="http://schemas.microsoft.com/office/word/2018/wordml/cex" xmlns:w16cid="http://schemas.microsoft.com/office/word/2016/wordml/cid" xmlns:w16="http://schemas.microsoft.com/office/word/2018/wordml" xmlns:w16du="http://schemas.microsoft.com/office/word/2023/wordml/word16du" xmlns:w16sdtdh="http://schemas.microsoft.com/office/word/2020/wordml/sdtdatahash" xmlns:w16sdtfl="http://schemas.microsoft.com/office/word/2024/wordml/sdtformatlock" xmlns:w16se="http://schemas.microsoft.com/office/word/2015/wordml/symex" xmlns:wpg="http://schemas.microsoft.com/office/word/2010/wordprocessingGroup" xmlns:wpi="http://schemas.microsoft.com/office/word/2010/wordprocessingInk" xmlns:wne="http://schemas.microsoft.com/office/word/2006/wordml" xmlns:wps="http://schemas.microsoft.com/office/word/2010/wordprocessingShape" mc:Ignorable="w14 w15 w16se w16cid w16 w16cex w16sdtdh w16sdtfl w16du wp14">
+  <w:abstractNum w:abstractNumId="0" w15:restartNumberingAfterBreak="0">
+    <w:nsid w:val="62181023"/>
+    <w:multiLevelType w:val="hybridMultilevel"/>
+    <w:tmpl w:val="7A98AD76"/>
+    <w:lvl w:ilvl="0" w:tplc="712AC1A6">
+      <w:start w:val="1"/>
+      <w:numFmt w:val="decimal"/>
+      <w:lvlText w:val="%1-"/>
+      <w:lvlJc w:val="left"/>
+      <w:pPr>
+        <w:ind w:left="720" w:hanging="360"/>
+      </w:pPr>
+      <w:rPr>
+        <w:rFonts w:hint="default"/>
+      </w:rPr>
+    </w:lvl>
+    <w:lvl w:ilvl="1" w:tplc="08090019" w:tentative="1">
+      <w:start w:val="1"/>
+      <w:numFmt w:val="lowerLetter"/>
+      <w:lvlText w:val="%2."/>
+      <w:lvlJc w:val="left"/>
+      <w:pPr>
+        <w:ind w:left="1440" w:hanging="360"/>
+      </w:pPr>
+    </w:lvl>
+    <w:lvl w:ilvl="2" w:tplc="0809001B" w:tentative="1">
+      <w:start w:val="1"/>
+      <w:numFmt w:val="lowerRoman"/>
+      <w:lvlText w:val="%3."/>
+      <w:lvlJc w:val="right"/>
+      <w:pPr>
+        <w:ind w:left="2160" w:hanging="180"/>
+      </w:pPr>
+    </w:lvl>
+    <w:lvl w:ilvl="3" w:tplc="0809000F" w:tentative="1">
+      <w:start w:val="1"/>
+      <w:numFmt w:val="decimal"/>
+      <w:lvlText w:val="%4."/>
+      <w:lvlJc w:val="left"/>
+      <w:pPr>
+        <w:ind w:left="2880" w:hanging="360"/>
+      </w:pPr>
+    </w:lvl>
+    <w:lvl w:ilvl="4" w:tplc="08090019" w:tentative="1">
+      <w:start w:val="1"/>
+      <w:numFmt w:val="lowerLetter"/>
+      <w:lvlText w:val="%5."/>
+      <w:lvlJc w:val="left"/>
+      <w:pPr>
+        <w:ind w:left="3600" w:hanging="360"/>
+      </w:pPr>
+    </w:lvl>
+    <w:lvl w:ilvl="5" w:tplc="0809001B" w:tentative="1">
+      <w:start w:val="1"/>
+      <w:numFmt w:val="lowerRoman"/>
+      <w:lvlText w:val="%6."/>
+      <w:lvlJc w:val="right"/>
+      <w:pPr>
+        <w:ind w:left="4320" w:hanging="180"/>
+      </w:pPr>
+    </w:lvl>
+    <w:lvl w:ilvl="6" w:tplc="0809000F" w:tentative="1">
+      <w:start w:val="1"/>
+      <w:numFmt w:val="decimal"/>
+      <w:lvlText w:val="%7."/>
+      <w:lvlJc w:val="left"/>
+      <w:pPr>
+        <w:ind w:left="5040" w:hanging="360"/>
+      </w:pPr>
+    </w:lvl>
+    <w:lvl w:ilvl="7" w:tplc="08090019" w:tentative="1">
+      <w:start w:val="1"/>
+      <w:numFmt w:val="lowerLetter"/>
+      <w:lvlText w:val="%8."/>
+      <w:lvlJc w:val="left"/>
+      <w:pPr>
+        <w:ind w:left="5760" w:hanging="360"/>
+      </w:pPr>
+    </w:lvl>
+    <w:lvl w:ilvl="8" w:tplc="0809001B" w:tentative="1">
+      <w:start w:val="1"/>
+      <w:numFmt w:val="lowerRoman"/>
+      <w:lvlText w:val="%9."/>
+      <w:lvlJc w:val="right"/>
+      <w:pPr>
+        <w:ind w:left="6480" w:hanging="180"/>
+      </w:pPr>
+    </w:lvl>
+  </w:abstractNum>
+  <w:abstractNum w:abstractNumId="1" w15:restartNumberingAfterBreak="0">
+    <w:nsid w:val="746E6C99"/>
+    <w:multiLevelType w:val="hybridMultilevel"/>
+    <w:tmpl w:val="E2BCE32A"/>
+    <w:lvl w:ilvl="0" w:tplc="08090001">
+      <w:start w:val="1"/>
+      <w:numFmt w:val="bullet"/>
+      <w:lvlText w:val=""/>
+      <w:lvlJc w:val="left"/>
+      <w:pPr>
+        <w:ind w:left="1080" w:hanging="360"/>
+      </w:pPr>
+      <w:rPr>
+        <w:rFonts w:ascii="Symbol" w:hAnsi="Symbol" w:hint="default"/>
+      </w:rPr>
+    </w:lvl>
+    <w:lvl w:ilvl="1" w:tplc="FFFFFFFF" w:tentative="1">
+      <w:start w:val="1"/>
+      <w:numFmt w:val="lowerLetter"/>
+      <w:lvlText w:val="%2."/>
+      <w:lvlJc w:val="left"/>
+      <w:pPr>
+        <w:ind w:left="1800" w:hanging="360"/>
+      </w:pPr>
+    </w:lvl>
+    <w:lvl w:ilvl="2" w:tplc="FFFFFFFF" w:tentative="1">
+      <w:start w:val="1"/>
+      <w:numFmt w:val="lowerRoman"/>
+      <w:lvlText w:val="%3."/>
+      <w:lvlJc w:val="right"/>
+      <w:pPr>
+        <w:ind w:left="2520" w:hanging="180"/>
+      </w:pPr>
+    </w:lvl>
+    <w:lvl w:ilvl="3" w:tplc="FFFFFFFF" w:tentative="1">
+      <w:start w:val="1"/>
+      <w:numFmt w:val="decimal"/>
+      <w:lvlText w:val="%4."/>
+      <w:lvlJc w:val="left"/>
+      <w:pPr>
+        <w:ind w:left="3240" w:hanging="360"/>
+      </w:pPr>
+    </w:lvl>
+    <w:lvl w:ilvl="4" w:tplc="FFFFFFFF" w:tentative="1">
+      <w:start w:val="1"/>
+      <w:numFmt w:val="lowerLetter"/>
+      <w:lvlText w:val="%5."/>
+      <w:lvlJc w:val="left"/>
+      <w:pPr>
+        <w:ind w:left="3960" w:hanging="360"/>
+      </w:pPr>
+    </w:lvl>
+    <w:lvl w:ilvl="5" w:tplc="FFFFFFFF" w:tentative="1">
+      <w:start w:val="1"/>
+      <w:numFmt w:val="lowerRoman"/>
+      <w:lvlText w:val="%6."/>
+      <w:lvlJc w:val="right"/>
+      <w:pPr>
+        <w:ind w:left="4680" w:hanging="180"/>
+      </w:pPr>
+    </w:lvl>
+    <w:lvl w:ilvl="6" w:tplc="FFFFFFFF" w:tentative="1">
+      <w:start w:val="1"/>
+      <w:numFmt w:val="decimal"/>
+      <w:lvlText w:val="%7."/>
+      <w:lvlJc w:val="left"/>
+      <w:pPr>
+        <w:ind w:left="5400" w:hanging="360"/>
+      </w:pPr>
+    </w:lvl>
+    <w:lvl w:ilvl="7" w:tplc="FFFFFFFF" w:tentative="1">
+      <w:start w:val="1"/>
+      <w:numFmt w:val="lowerLetter"/>
+      <w:lvlText w:val="%8."/>
+      <w:lvlJc w:val="left"/>
+      <w:pPr>
+        <w:ind w:left="6120" w:hanging="360"/>
+      </w:pPr>
+    </w:lvl>
+    <w:lvl w:ilvl="8" w:tplc="FFFFFFFF" w:tentative="1">
+      <w:start w:val="1"/>
+      <w:numFmt w:val="lowerRoman"/>
+      <w:lvlText w:val="%9."/>
+      <w:lvlJc w:val="right"/>
+      <w:pPr>
+        <w:ind w:left="6840" w:hanging="180"/>
+      </w:pPr>
+    </w:lvl>
+  </w:abstractNum>
+  <w:num w:numId="1" w16cid:durableId="165025337">
+    <w:abstractNumId w:val="0"/>
+  </w:num>
+  <w:num w:numId="2" w16cid:durableId="1942567158">
+    <w:abstractNumId w:val="1"/>
+  </w:num>
+</w:numbering>
 </file>
 
 <file path=word/styles.xml><?xml version="1.0" encoding="utf-8"?>
@@ -1336,7 +2734,6 @@
   <w:style w:type="character" w:default="1" w:styleId="DefaultParagraphFont">
     <w:name w:val="Default Paragraph Font"/>
     <w:uiPriority w:val="1"/>
-    <w:semiHidden/>
     <w:unhideWhenUsed/>
   </w:style>
   <w:style w:type="table" w:default="1" w:styleId="TableNormal">
@@ -2008,4 +3405,16 @@
     </a:ext>
   </a:extLst>
 </a:theme>
+</file>
+
+<file path=customXml/item1.xml><?xml version="1.0" encoding="utf-8"?>
+<b:Sources xmlns:b="http://schemas.openxmlformats.org/officeDocument/2006/bibliography" xmlns="http://schemas.openxmlformats.org/officeDocument/2006/bibliography" SelectedStyle="\APASixthEditionOfficeOnline.xsl" StyleName="APA" Version="6"/>
+</file>
+
+<file path=customXml/itemProps1.xml><?xml version="1.0" encoding="utf-8"?>
+<ds:datastoreItem xmlns:ds="http://schemas.openxmlformats.org/officeDocument/2006/customXml" ds:itemID="{5805754B-977E-4E9B-98B5-74F9CF3846B3}">
+  <ds:schemaRefs>
+    <ds:schemaRef ds:uri="http://schemas.openxmlformats.org/officeDocument/2006/bibliography"/>
+  </ds:schemaRefs>
+</ds:datastoreItem>
 </file>
--- a/Project/Guidance FrameWork.docx
+++ b/Project/Guidance FrameWork.docx
@@ -272,15 +272,7 @@
           <w:p/>
           <w:p>
             <w:r>
-              <w:t xml:space="preserve">Death Stranding (Vast Open World, landmarks usually mean there is a terminal </w:t>
-            </w:r>
-            <w:proofErr w:type="spellStart"/>
-            <w:r>
-              <w:t>near by</w:t>
-            </w:r>
-            <w:proofErr w:type="spellEnd"/>
-            <w:r>
-              <w:t>)</w:t>
+              <w:t>Death Stranding (Vast Open World, landmarks usually mean there is a terminal near by)</w:t>
             </w:r>
           </w:p>
         </w:tc>
@@ -436,16 +428,7 @@
           <w:szCs w:val="36"/>
         </w:rPr>
         <w:lastRenderedPageBreak/>
-        <w:t>G</w:t>
-      </w:r>
-      <w:r>
-        <w:rPr>
-          <w:b/>
-          <w:bCs/>
-          <w:sz w:val="36"/>
-          <w:szCs w:val="36"/>
-        </w:rPr>
-        <w:t>ame Analysis</w:t>
+        <w:t>Game Analysis</w:t>
       </w:r>
     </w:p>
     <w:p>
@@ -461,11 +444,12 @@
         <w:rPr>
           <w:b/>
           <w:bCs/>
+          <w:noProof/>
           <w:sz w:val="32"/>
           <w:szCs w:val="32"/>
         </w:rPr>
         <w:drawing>
-          <wp:anchor distT="0" distB="0" distL="114300" distR="114300" simplePos="0" relativeHeight="251658240" behindDoc="1" locked="0" layoutInCell="1" allowOverlap="1" wp14:anchorId="15E4A6A1" wp14:editId="4EBDF8FE">
+          <wp:anchor distT="0" distB="0" distL="114300" distR="114300" simplePos="0" relativeHeight="251658240" behindDoc="1" locked="0" layoutInCell="1" allowOverlap="1" wp14:anchorId="15E4A6A1" wp14:editId="14102F32">
             <wp:simplePos x="0" y="0"/>
             <wp:positionH relativeFrom="column">
               <wp:posOffset>4711700</wp:posOffset>
@@ -942,10 +926,7 @@
           </w:tcPr>
           <w:p>
             <w:r>
-              <w:t>Environmental Storytelling</w:t>
-            </w:r>
-            <w:r>
-              <w:t xml:space="preserve"> </w:t>
+              <w:t xml:space="preserve">Environmental Storytelling </w:t>
             </w:r>
           </w:p>
         </w:tc>
@@ -1191,14 +1172,7 @@
                 <w:sz w:val="28"/>
                 <w:szCs w:val="28"/>
               </w:rPr>
-              <w:t xml:space="preserve">Warm lighting </w:t>
-            </w:r>
-            <w:r>
-              <w:rPr>
-                <w:sz w:val="28"/>
-                <w:szCs w:val="28"/>
-              </w:rPr>
-              <w:t>attracts players towards objectives (torches, lamps)</w:t>
+              <w:t>Warm lighting attracts players towards objectives (torches, lamps)</w:t>
             </w:r>
           </w:p>
         </w:tc>
@@ -1584,25 +1558,7 @@
             <w:b/>
             <w:bCs/>
           </w:rPr>
-          <w:t xml:space="preserve">Level Design Workshop: </w:t>
-        </w:r>
-        <w:proofErr w:type="spellStart"/>
-        <w:r>
-          <w:rPr>
-            <w:rStyle w:val="Hyperlink"/>
-            <w:b/>
-            <w:bCs/>
-          </w:rPr>
-          <w:t>Blockmesh</w:t>
-        </w:r>
-        <w:proofErr w:type="spellEnd"/>
-        <w:r>
-          <w:rPr>
-            <w:rStyle w:val="Hyperlink"/>
-            <w:b/>
-            <w:bCs/>
-          </w:rPr>
-          <w:t xml:space="preserve"> and Lighting Tips</w:t>
+          <w:t>Level Design Workshop: Blockmesh and Lighting Tips</w:t>
         </w:r>
       </w:hyperlink>
       <w:r>
@@ -1612,6 +1568,44 @@
         </w:rPr>
         <w:t xml:space="preserve"> – This talk covered player guidance, how to </w:t>
       </w:r>
+    </w:p>
+    <w:p>
+      <w:pPr>
+        <w:rPr>
+          <w:b/>
+          <w:bCs/>
+        </w:rPr>
+      </w:pPr>
+      <w:r>
+        <w:rPr>
+          <w:b/>
+          <w:bCs/>
+        </w:rPr>
+        <w:t>Affordances (ladders, wal hang things)</w:t>
+      </w:r>
+    </w:p>
+    <w:p>
+      <w:pPr>
+        <w:rPr>
+          <w:b/>
+          <w:bCs/>
+        </w:rPr>
+      </w:pPr>
+      <w:r>
+        <w:rPr>
+          <w:b/>
+          <w:bCs/>
+        </w:rPr>
+        <w:t>Valves (drop down cant get back up)</w:t>
+      </w:r>
+    </w:p>
+    <w:p>
+      <w:pPr>
+        <w:rPr>
+          <w:b/>
+          <w:bCs/>
+        </w:rPr>
+      </w:pPr>
     </w:p>
     <w:p>
       <w:pPr>
@@ -1766,6 +1760,7 @@
           <w:szCs w:val="28"/>
           <w:u w:val="single"/>
         </w:rPr>
+        <w:lastRenderedPageBreak/>
         <w:t>Prototype Plan</w:t>
       </w:r>
     </w:p>
@@ -1802,7 +1797,6 @@
         </w:numPr>
       </w:pPr>
       <w:r>
-        <w:lastRenderedPageBreak/>
         <w:t xml:space="preserve">Come up with a small prototype premise that is universal to all guidance techniques </w:t>
       </w:r>
     </w:p>
@@ -1894,6 +1888,9 @@
         <w:ind w:left="360"/>
       </w:pPr>
       <w:r>
+        <w:rPr>
+          <w:noProof/>
+        </w:rPr>
         <w:lastRenderedPageBreak/>
         <w:drawing>
           <wp:inline distT="0" distB="0" distL="0" distR="0" wp14:anchorId="5BEE3630" wp14:editId="0972E3C7">
@@ -2734,6 +2731,7 @@
   <w:style w:type="character" w:default="1" w:styleId="DefaultParagraphFont">
     <w:name w:val="Default Paragraph Font"/>
     <w:uiPriority w:val="1"/>
+    <w:semiHidden/>
     <w:unhideWhenUsed/>
   </w:style>
   <w:style w:type="table" w:default="1" w:styleId="TableNormal">
